--- a/docs/manuel/chapitre-17-depenses.docx
+++ b/docs/manuel/chapitre-17-depenses.docx
@@ -322,7 +322,7 @@
                 <w:sz w:val="20"/>
                 <w:szCs w:val="20"/>
               </w:rPr>
-              <w:t xml:space="preserve">2.101.387</w:t>
+              <w:t xml:space="preserve">2.101.388</w:t>
             </w:r>
           </w:p>
         </w:tc>
@@ -3208,14 +3208,14 @@
           </w:p>
           <w:p>
             <w:r>
-              <w:t xml:space="preserve">La liste « Paiement » propose aussi </w:t>
-            </w:r>
-            <w:r>
-              <w:rPr>
-                <w:b/>
-                <w:bCs/>
-              </w:rPr>
-              <w:t xml:space="preserve">« Crédit (dette) »</w:t>
+              <w:t xml:space="preserve">Une dépense </w:t>
+            </w:r>
+            <w:r>
+              <w:rPr>
+                <w:b/>
+                <w:bCs/>
+              </w:rPr>
+              <w:t xml:space="preserve">ne se paie jamais « à crédit »</w:t>
             </w:r>
             <w:r>
               <w:t xml:space="preserve"> : une dépense qui n'est pas encore payée n'est pas une dépense. On la saisit </w:t>
@@ -3228,7 +3228,7 @@
               <w:t xml:space="preserve">le jour où l'argent sort</w:t>
             </w:r>
             <w:r>
-              <w:t xml:space="preserve">, avec le vrai moyen.</w:t>
+              <w:t xml:space="preserve">, avec le vrai moyen — la liste ne propose d'ailleurs pas « Crédit (dette) », et l'application le refuse.</w:t>
             </w:r>
           </w:p>
         </w:tc>
@@ -10903,7 +10903,7 @@
         <w:sz w:val="14"/>
         <w:szCs w:val="14"/>
       </w:rPr>
-      <w:t xml:space="preserve">Version 2.101.387 de l'application  ·  30 septembre 2026  ·  document interne BMI Togo</w:t>
+      <w:t xml:space="preserve">Version 2.101.388 de l'application  ·  30 septembre 2026  ·  document interne BMI Togo</w:t>
     </w:r>
   </w:p>
 </w:ftr>

--- a/docs/manuel/chapitre-17-depenses.docx
+++ b/docs/manuel/chapitre-17-depenses.docx
@@ -322,7 +322,7 @@
                 <w:sz w:val="20"/>
                 <w:szCs w:val="20"/>
               </w:rPr>
-              <w:t xml:space="preserve">2.101.388</w:t>
+              <w:t xml:space="preserve">2.101.389</w:t>
             </w:r>
           </w:p>
         </w:tc>
@@ -10903,7 +10903,7 @@
         <w:sz w:val="14"/>
         <w:szCs w:val="14"/>
       </w:rPr>
-      <w:t xml:space="preserve">Version 2.101.388 de l'application  ·  30 septembre 2026  ·  document interne BMI Togo</w:t>
+      <w:t xml:space="preserve">Version 2.101.389 de l'application  ·  30 septembre 2026  ·  document interne BMI Togo</w:t>
     </w:r>
   </w:p>
 </w:ftr>

--- a/docs/manuel/chapitre-17-depenses.docx
+++ b/docs/manuel/chapitre-17-depenses.docx
@@ -322,7 +322,7 @@
                 <w:sz w:val="20"/>
                 <w:szCs w:val="20"/>
               </w:rPr>
-              <w:t xml:space="preserve">2.101.389</w:t>
+              <w:t xml:space="preserve">2.101.390</w:t>
             </w:r>
           </w:p>
         </w:tc>
@@ -10903,7 +10903,7 @@
         <w:sz w:val="14"/>
         <w:szCs w:val="14"/>
       </w:rPr>
-      <w:t xml:space="preserve">Version 2.101.389 de l'application  ·  30 septembre 2026  ·  document interne BMI Togo</w:t>
+      <w:t xml:space="preserve">Version 2.101.390 de l'application  ·  30 septembre 2026  ·  document interne BMI Togo</w:t>
     </w:r>
   </w:p>
 </w:ftr>

--- a/docs/manuel/chapitre-17-depenses.docx
+++ b/docs/manuel/chapitre-17-depenses.docx
@@ -322,7 +322,7 @@
                 <w:sz w:val="20"/>
                 <w:szCs w:val="20"/>
               </w:rPr>
-              <w:t xml:space="preserve">2.101.390</w:t>
+              <w:t xml:space="preserve">2.101.391</w:t>
             </w:r>
           </w:p>
         </w:tc>
@@ -368,7 +368,7 @@
                 <w:sz w:val="20"/>
                 <w:szCs w:val="20"/>
               </w:rPr>
-              <w:t xml:space="preserve">30 septembre 2026</w:t>
+              <w:t xml:space="preserve">1er octobre 2026</w:t>
             </w:r>
           </w:p>
         </w:tc>
@@ -10903,7 +10903,7 @@
         <w:sz w:val="14"/>
         <w:szCs w:val="14"/>
       </w:rPr>
-      <w:t xml:space="preserve">Version 2.101.390 de l'application  ·  30 septembre 2026  ·  document interne BMI Togo</w:t>
+      <w:t xml:space="preserve">Version 2.101.391 de l'application  ·  1er octobre 2026  ·  document interne BMI Togo</w:t>
     </w:r>
   </w:p>
 </w:ftr>

--- a/docs/manuel/chapitre-17-depenses.docx
+++ b/docs/manuel/chapitre-17-depenses.docx
@@ -322,7 +322,7 @@
                 <w:sz w:val="20"/>
                 <w:szCs w:val="20"/>
               </w:rPr>
-              <w:t xml:space="preserve">2.101.391</w:t>
+              <w:t xml:space="preserve">2.101.392</w:t>
             </w:r>
           </w:p>
         </w:tc>
@@ -10903,7 +10903,7 @@
         <w:sz w:val="14"/>
         <w:szCs w:val="14"/>
       </w:rPr>
-      <w:t xml:space="preserve">Version 2.101.391 de l'application  ·  1er octobre 2026  ·  document interne BMI Togo</w:t>
+      <w:t xml:space="preserve">Version 2.101.392 de l'application  ·  1er octobre 2026  ·  document interne BMI Togo</w:t>
     </w:r>
   </w:p>
 </w:ftr>

--- a/docs/manuel/chapitre-17-depenses.docx
+++ b/docs/manuel/chapitre-17-depenses.docx
@@ -322,7 +322,7 @@
                 <w:sz w:val="20"/>
                 <w:szCs w:val="20"/>
               </w:rPr>
-              <w:t xml:space="preserve">2.101.392</w:t>
+              <w:t xml:space="preserve">2.101.393</w:t>
             </w:r>
           </w:p>
         </w:tc>
@@ -10903,7 +10903,7 @@
         <w:sz w:val="14"/>
         <w:szCs w:val="14"/>
       </w:rPr>
-      <w:t xml:space="preserve">Version 2.101.392 de l'application  ·  1er octobre 2026  ·  document interne BMI Togo</w:t>
+      <w:t xml:space="preserve">Version 2.101.393 de l'application  ·  1er octobre 2026  ·  document interne BMI Togo</w:t>
     </w:r>
   </w:p>
 </w:ftr>

--- a/docs/manuel/chapitre-17-depenses.docx
+++ b/docs/manuel/chapitre-17-depenses.docx
@@ -322,7 +322,7 @@
                 <w:sz w:val="20"/>
                 <w:szCs w:val="20"/>
               </w:rPr>
-              <w:t xml:space="preserve">2.101.393</w:t>
+              <w:t xml:space="preserve">2.101.394</w:t>
             </w:r>
           </w:p>
         </w:tc>
@@ -10903,7 +10903,7 @@
         <w:sz w:val="14"/>
         <w:szCs w:val="14"/>
       </w:rPr>
-      <w:t xml:space="preserve">Version 2.101.393 de l'application  ·  1er octobre 2026  ·  document interne BMI Togo</w:t>
+      <w:t xml:space="preserve">Version 2.101.394 de l'application  ·  1er octobre 2026  ·  document interne BMI Togo</w:t>
     </w:r>
   </w:p>
 </w:ftr>

--- a/docs/manuel/chapitre-17-depenses.docx
+++ b/docs/manuel/chapitre-17-depenses.docx
@@ -322,7 +322,7 @@
                 <w:sz w:val="20"/>
                 <w:szCs w:val="20"/>
               </w:rPr>
-              <w:t xml:space="preserve">2.101.394</w:t>
+              <w:t xml:space="preserve">2.101.395</w:t>
             </w:r>
           </w:p>
         </w:tc>
@@ -10903,7 +10903,7 @@
         <w:sz w:val="14"/>
         <w:szCs w:val="14"/>
       </w:rPr>
-      <w:t xml:space="preserve">Version 2.101.394 de l'application  ·  1er octobre 2026  ·  document interne BMI Togo</w:t>
+      <w:t xml:space="preserve">Version 2.101.395 de l'application  ·  1er octobre 2026  ·  document interne BMI Togo</w:t>
     </w:r>
   </w:p>
 </w:ftr>

--- a/docs/manuel/chapitre-17-depenses.docx
+++ b/docs/manuel/chapitre-17-depenses.docx
@@ -322,7 +322,7 @@
                 <w:sz w:val="20"/>
                 <w:szCs w:val="20"/>
               </w:rPr>
-              <w:t xml:space="preserve">2.101.395</w:t>
+              <w:t xml:space="preserve">2.101.396</w:t>
             </w:r>
           </w:p>
         </w:tc>
@@ -10903,7 +10903,7 @@
         <w:sz w:val="14"/>
         <w:szCs w:val="14"/>
       </w:rPr>
-      <w:t xml:space="preserve">Version 2.101.395 de l'application  ·  1er octobre 2026  ·  document interne BMI Togo</w:t>
+      <w:t xml:space="preserve">Version 2.101.396 de l'application  ·  1er octobre 2026  ·  document interne BMI Togo</w:t>
     </w:r>
   </w:p>
 </w:ftr>

--- a/docs/manuel/chapitre-17-depenses.docx
+++ b/docs/manuel/chapitre-17-depenses.docx
@@ -322,7 +322,7 @@
                 <w:sz w:val="20"/>
                 <w:szCs w:val="20"/>
               </w:rPr>
-              <w:t xml:space="preserve">2.101.396</w:t>
+              <w:t xml:space="preserve">2.101.397</w:t>
             </w:r>
           </w:p>
         </w:tc>
@@ -10903,7 +10903,7 @@
         <w:sz w:val="14"/>
         <w:szCs w:val="14"/>
       </w:rPr>
-      <w:t xml:space="preserve">Version 2.101.396 de l'application  ·  1er octobre 2026  ·  document interne BMI Togo</w:t>
+      <w:t xml:space="preserve">Version 2.101.397 de l'application  ·  1er octobre 2026  ·  document interne BMI Togo</w:t>
     </w:r>
   </w:p>
 </w:ftr>

--- a/docs/manuel/chapitre-17-depenses.docx
+++ b/docs/manuel/chapitre-17-depenses.docx
@@ -322,7 +322,7 @@
                 <w:sz w:val="20"/>
                 <w:szCs w:val="20"/>
               </w:rPr>
-              <w:t xml:space="preserve">2.101.397</w:t>
+              <w:t xml:space="preserve">2.101.398</w:t>
             </w:r>
           </w:p>
         </w:tc>
@@ -10903,7 +10903,7 @@
         <w:sz w:val="14"/>
         <w:szCs w:val="14"/>
       </w:rPr>
-      <w:t xml:space="preserve">Version 2.101.397 de l'application  ·  1er octobre 2026  ·  document interne BMI Togo</w:t>
+      <w:t xml:space="preserve">Version 2.101.398 de l'application  ·  1er octobre 2026  ·  document interne BMI Togo</w:t>
     </w:r>
   </w:p>
 </w:ftr>

--- a/docs/manuel/chapitre-17-depenses.docx
+++ b/docs/manuel/chapitre-17-depenses.docx
@@ -322,7 +322,7 @@
                 <w:sz w:val="20"/>
                 <w:szCs w:val="20"/>
               </w:rPr>
-              <w:t xml:space="preserve">2.101.398</w:t>
+              <w:t xml:space="preserve">2.101.399</w:t>
             </w:r>
           </w:p>
         </w:tc>
@@ -10903,7 +10903,7 @@
         <w:sz w:val="14"/>
         <w:szCs w:val="14"/>
       </w:rPr>
-      <w:t xml:space="preserve">Version 2.101.398 de l'application  ·  1er octobre 2026  ·  document interne BMI Togo</w:t>
+      <w:t xml:space="preserve">Version 2.101.399 de l'application  ·  1er octobre 2026  ·  document interne BMI Togo</w:t>
     </w:r>
   </w:p>
 </w:ftr>

--- a/docs/manuel/chapitre-17-depenses.docx
+++ b/docs/manuel/chapitre-17-depenses.docx
@@ -322,7 +322,7 @@
                 <w:sz w:val="20"/>
                 <w:szCs w:val="20"/>
               </w:rPr>
-              <w:t xml:space="preserve">2.101.399</w:t>
+              <w:t xml:space="preserve">2.101.400</w:t>
             </w:r>
           </w:p>
         </w:tc>
@@ -10903,7 +10903,7 @@
         <w:sz w:val="14"/>
         <w:szCs w:val="14"/>
       </w:rPr>
-      <w:t xml:space="preserve">Version 2.101.399 de l'application  ·  1er octobre 2026  ·  document interne BMI Togo</w:t>
+      <w:t xml:space="preserve">Version 2.101.400 de l'application  ·  1er octobre 2026  ·  document interne BMI Togo</w:t>
     </w:r>
   </w:p>
 </w:ftr>

--- a/docs/manuel/chapitre-17-depenses.docx
+++ b/docs/manuel/chapitre-17-depenses.docx
@@ -322,7 +322,7 @@
                 <w:sz w:val="20"/>
                 <w:szCs w:val="20"/>
               </w:rPr>
-              <w:t xml:space="preserve">2.101.400</w:t>
+              <w:t xml:space="preserve">2.101.401</w:t>
             </w:r>
           </w:p>
         </w:tc>
@@ -10903,7 +10903,7 @@
         <w:sz w:val="14"/>
         <w:szCs w:val="14"/>
       </w:rPr>
-      <w:t xml:space="preserve">Version 2.101.400 de l'application  ·  1er octobre 2026  ·  document interne BMI Togo</w:t>
+      <w:t xml:space="preserve">Version 2.101.401 de l'application  ·  1er octobre 2026  ·  document interne BMI Togo</w:t>
     </w:r>
   </w:p>
 </w:ftr>

--- a/docs/manuel/chapitre-17-depenses.docx
+++ b/docs/manuel/chapitre-17-depenses.docx
@@ -322,7 +322,7 @@
                 <w:sz w:val="20"/>
                 <w:szCs w:val="20"/>
               </w:rPr>
-              <w:t xml:space="preserve">2.101.401</w:t>
+              <w:t xml:space="preserve">2.101.402</w:t>
             </w:r>
           </w:p>
         </w:tc>
@@ -10903,7 +10903,7 @@
         <w:sz w:val="14"/>
         <w:szCs w:val="14"/>
       </w:rPr>
-      <w:t xml:space="preserve">Version 2.101.401 de l'application  ·  1er octobre 2026  ·  document interne BMI Togo</w:t>
+      <w:t xml:space="preserve">Version 2.101.402 de l'application  ·  1er octobre 2026  ·  document interne BMI Togo</w:t>
     </w:r>
   </w:p>
 </w:ftr>

--- a/docs/manuel/chapitre-17-depenses.docx
+++ b/docs/manuel/chapitre-17-depenses.docx
@@ -322,7 +322,7 @@
                 <w:sz w:val="20"/>
                 <w:szCs w:val="20"/>
               </w:rPr>
-              <w:t xml:space="preserve">2.101.402</w:t>
+              <w:t xml:space="preserve">2.101.403</w:t>
             </w:r>
           </w:p>
         </w:tc>
@@ -10903,7 +10903,7 @@
         <w:sz w:val="14"/>
         <w:szCs w:val="14"/>
       </w:rPr>
-      <w:t xml:space="preserve">Version 2.101.402 de l'application  ·  1er octobre 2026  ·  document interne BMI Togo</w:t>
+      <w:t xml:space="preserve">Version 2.101.403 de l'application  ·  1er octobre 2026  ·  document interne BMI Togo</w:t>
     </w:r>
   </w:p>
 </w:ftr>

--- a/docs/manuel/chapitre-17-depenses.docx
+++ b/docs/manuel/chapitre-17-depenses.docx
@@ -322,7 +322,7 @@
                 <w:sz w:val="20"/>
                 <w:szCs w:val="20"/>
               </w:rPr>
-              <w:t xml:space="preserve">2.101.403</w:t>
+              <w:t xml:space="preserve">2.101.404</w:t>
             </w:r>
           </w:p>
         </w:tc>
@@ -10903,7 +10903,7 @@
         <w:sz w:val="14"/>
         <w:szCs w:val="14"/>
       </w:rPr>
-      <w:t xml:space="preserve">Version 2.101.403 de l'application  ·  1er octobre 2026  ·  document interne BMI Togo</w:t>
+      <w:t xml:space="preserve">Version 2.101.404 de l'application  ·  1er octobre 2026  ·  document interne BMI Togo</w:t>
     </w:r>
   </w:p>
 </w:ftr>

--- a/docs/manuel/chapitre-17-depenses.docx
+++ b/docs/manuel/chapitre-17-depenses.docx
@@ -322,7 +322,7 @@
                 <w:sz w:val="20"/>
                 <w:szCs w:val="20"/>
               </w:rPr>
-              <w:t xml:space="preserve">2.101.404</w:t>
+              <w:t xml:space="preserve">2.101.406</w:t>
             </w:r>
           </w:p>
         </w:tc>
@@ -10903,7 +10903,7 @@
         <w:sz w:val="14"/>
         <w:szCs w:val="14"/>
       </w:rPr>
-      <w:t xml:space="preserve">Version 2.101.404 de l'application  ·  1er octobre 2026  ·  document interne BMI Togo</w:t>
+      <w:t xml:space="preserve">Version 2.101.406 de l'application  ·  1er octobre 2026  ·  document interne BMI Togo</w:t>
     </w:r>
   </w:p>
 </w:ftr>

--- a/docs/manuel/chapitre-17-depenses.docx
+++ b/docs/manuel/chapitre-17-depenses.docx
@@ -322,7 +322,7 @@
                 <w:sz w:val="20"/>
                 <w:szCs w:val="20"/>
               </w:rPr>
-              <w:t xml:space="preserve">2.101.406</w:t>
+              <w:t xml:space="preserve">2.101.407</w:t>
             </w:r>
           </w:p>
         </w:tc>
@@ -10903,7 +10903,7 @@
         <w:sz w:val="14"/>
         <w:szCs w:val="14"/>
       </w:rPr>
-      <w:t xml:space="preserve">Version 2.101.406 de l'application  ·  1er octobre 2026  ·  document interne BMI Togo</w:t>
+      <w:t xml:space="preserve">Version 2.101.407 de l'application  ·  1er octobre 2026  ·  document interne BMI Togo</w:t>
     </w:r>
   </w:p>
 </w:ftr>

--- a/docs/manuel/chapitre-17-depenses.docx
+++ b/docs/manuel/chapitre-17-depenses.docx
@@ -322,7 +322,7 @@
                 <w:sz w:val="20"/>
                 <w:szCs w:val="20"/>
               </w:rPr>
-              <w:t xml:space="preserve">2.101.407</w:t>
+              <w:t xml:space="preserve">2.101.408</w:t>
             </w:r>
           </w:p>
         </w:tc>
@@ -10903,7 +10903,7 @@
         <w:sz w:val="14"/>
         <w:szCs w:val="14"/>
       </w:rPr>
-      <w:t xml:space="preserve">Version 2.101.407 de l'application  ·  1er octobre 2026  ·  document interne BMI Togo</w:t>
+      <w:t xml:space="preserve">Version 2.101.408 de l'application  ·  1er octobre 2026  ·  document interne BMI Togo</w:t>
     </w:r>
   </w:p>
 </w:ftr>

--- a/docs/manuel/chapitre-17-depenses.docx
+++ b/docs/manuel/chapitre-17-depenses.docx
@@ -322,7 +322,7 @@
                 <w:sz w:val="20"/>
                 <w:szCs w:val="20"/>
               </w:rPr>
-              <w:t xml:space="preserve">2.101.408</w:t>
+              <w:t xml:space="preserve">2.101.409</w:t>
             </w:r>
           </w:p>
         </w:tc>
@@ -10903,7 +10903,7 @@
         <w:sz w:val="14"/>
         <w:szCs w:val="14"/>
       </w:rPr>
-      <w:t xml:space="preserve">Version 2.101.408 de l'application  ·  1er octobre 2026  ·  document interne BMI Togo</w:t>
+      <w:t xml:space="preserve">Version 2.101.409 de l'application  ·  1er octobre 2026  ·  document interne BMI Togo</w:t>
     </w:r>
   </w:p>
 </w:ftr>

--- a/docs/manuel/chapitre-17-depenses.docx
+++ b/docs/manuel/chapitre-17-depenses.docx
@@ -322,7 +322,7 @@
                 <w:sz w:val="20"/>
                 <w:szCs w:val="20"/>
               </w:rPr>
-              <w:t xml:space="preserve">2.101.409</w:t>
+              <w:t xml:space="preserve">2.101.410</w:t>
             </w:r>
           </w:p>
         </w:tc>
@@ -10903,7 +10903,7 @@
         <w:sz w:val="14"/>
         <w:szCs w:val="14"/>
       </w:rPr>
-      <w:t xml:space="preserve">Version 2.101.409 de l'application  ·  1er octobre 2026  ·  document interne BMI Togo</w:t>
+      <w:t xml:space="preserve">Version 2.101.410 de l'application  ·  1er octobre 2026  ·  document interne BMI Togo</w:t>
     </w:r>
   </w:p>
 </w:ftr>

--- a/docs/manuel/chapitre-17-depenses.docx
+++ b/docs/manuel/chapitre-17-depenses.docx
@@ -322,7 +322,7 @@
                 <w:sz w:val="20"/>
                 <w:szCs w:val="20"/>
               </w:rPr>
-              <w:t xml:space="preserve">2.101.410</w:t>
+              <w:t xml:space="preserve">2.101.411</w:t>
             </w:r>
           </w:p>
         </w:tc>
@@ -10903,7 +10903,7 @@
         <w:sz w:val="14"/>
         <w:szCs w:val="14"/>
       </w:rPr>
-      <w:t xml:space="preserve">Version 2.101.410 de l'application  ·  1er octobre 2026  ·  document interne BMI Togo</w:t>
+      <w:t xml:space="preserve">Version 2.101.411 de l'application  ·  1er octobre 2026  ·  document interne BMI Togo</w:t>
     </w:r>
   </w:p>
 </w:ftr>

--- a/docs/manuel/chapitre-17-depenses.docx
+++ b/docs/manuel/chapitre-17-depenses.docx
@@ -322,7 +322,7 @@
                 <w:sz w:val="20"/>
                 <w:szCs w:val="20"/>
               </w:rPr>
-              <w:t xml:space="preserve">2.101.411</w:t>
+              <w:t xml:space="preserve">2.101.412</w:t>
             </w:r>
           </w:p>
         </w:tc>
@@ -10903,7 +10903,7 @@
         <w:sz w:val="14"/>
         <w:szCs w:val="14"/>
       </w:rPr>
-      <w:t xml:space="preserve">Version 2.101.411 de l'application  ·  1er octobre 2026  ·  document interne BMI Togo</w:t>
+      <w:t xml:space="preserve">Version 2.101.412 de l'application  ·  1er octobre 2026  ·  document interne BMI Togo</w:t>
     </w:r>
   </w:p>
 </w:ftr>

--- a/docs/manuel/chapitre-17-depenses.docx
+++ b/docs/manuel/chapitre-17-depenses.docx
@@ -322,7 +322,7 @@
                 <w:sz w:val="20"/>
                 <w:szCs w:val="20"/>
               </w:rPr>
-              <w:t xml:space="preserve">2.101.412</w:t>
+              <w:t xml:space="preserve">2.101.413</w:t>
             </w:r>
           </w:p>
         </w:tc>
@@ -944,7 +944,7 @@
         <w:t xml:space="preserve">n'est pas une dépense</w:t>
       </w:r>
       <w:r>
-        <w:t xml:space="preserve"> : un versement, un fonds de caisse, un remboursement de reprise.</w:t>
+        <w:t xml:space="preserve"> : un versement, un fonds de caisse, un remboursement de reprise, un prêt au personnel.</w:t>
       </w:r>
     </w:p>
     <w:tbl>
@@ -7062,7 +7062,7 @@
         <w:t xml:space="preserve">Un versement n'est jamais une dépense</w:t>
       </w:r>
       <w:r>
-        <w:t xml:space="preserve"> : ni lui, ni le fonds de caisse remis par le DG, ni un remboursement de reprise n'apparaissent dans 📤 Dépenses. L'écran dit où les retrouver : 🔒 Caisse et l'export « Versements ».</w:t>
+        <w:t xml:space="preserve"> : ni lui, ni le fonds de caisse remis par le DG, ni un remboursement de reprise, ni un prêt au personnel (un crédit BMI, que l'employé rend) n'apparaissent dans 📤 Dépenses. L'écran dit où les retrouver : 🔒 Caisse et l'export « Versements » ; les prêts dans 👥 Utilisateurs → 🏦 Crédits BMI. « Prêt au personnel » ne se choisit plus comme catégorie : un prêt passe par 🏦 Crédits BMI.</w:t>
       </w:r>
     </w:p>
     <w:p>
@@ -10903,7 +10903,7 @@
         <w:sz w:val="14"/>
         <w:szCs w:val="14"/>
       </w:rPr>
-      <w:t xml:space="preserve">Version 2.101.412 de l'application  ·  1er octobre 2026  ·  document interne BMI Togo</w:t>
+      <w:t xml:space="preserve">Version 2.101.413 de l'application  ·  1er octobre 2026  ·  document interne BMI Togo</w:t>
     </w:r>
   </w:p>
 </w:ftr>

--- a/docs/manuel/chapitre-17-depenses.docx
+++ b/docs/manuel/chapitre-17-depenses.docx
@@ -322,7 +322,7 @@
                 <w:sz w:val="20"/>
                 <w:szCs w:val="20"/>
               </w:rPr>
-              <w:t xml:space="preserve">2.101.413</w:t>
+              <w:t xml:space="preserve">2.101.414</w:t>
             </w:r>
           </w:p>
         </w:tc>
@@ -10903,7 +10903,7 @@
         <w:sz w:val="14"/>
         <w:szCs w:val="14"/>
       </w:rPr>
-      <w:t xml:space="preserve">Version 2.101.413 de l'application  ·  1er octobre 2026  ·  document interne BMI Togo</w:t>
+      <w:t xml:space="preserve">Version 2.101.414 de l'application  ·  1er octobre 2026  ·  document interne BMI Togo</w:t>
     </w:r>
   </w:p>
 </w:ftr>

--- a/docs/manuel/chapitre-17-depenses.docx
+++ b/docs/manuel/chapitre-17-depenses.docx
@@ -322,7 +322,7 @@
                 <w:sz w:val="20"/>
                 <w:szCs w:val="20"/>
               </w:rPr>
-              <w:t xml:space="preserve">2.101.414</w:t>
+              <w:t xml:space="preserve">2.101.415</w:t>
             </w:r>
           </w:p>
         </w:tc>
@@ -7062,7 +7062,37 @@
         <w:t xml:space="preserve">Un versement n'est jamais une dépense</w:t>
       </w:r>
       <w:r>
-        <w:t xml:space="preserve"> : ni lui, ni le fonds de caisse remis par le DG, ni un remboursement de reprise, ni un prêt au personnel (un crédit BMI, que l'employé rend) n'apparaissent dans 📤 Dépenses. L'écran dit où les retrouver : 🔒 Caisse et l'export « Versements » ; les prêts dans 👥 Utilisateurs → 🏦 Crédits BMI. « Prêt au personnel » ne se choisit plus comme catégorie : un prêt passe par 🏦 Crédits BMI.</w:t>
+        <w:t xml:space="preserve"> : ni lui, ni le fonds de caisse remis par le DG, ni un remboursement de reprise n'apparaissent dans 📤 Dépenses. L'écran dit où les retrouver : 🔒 Caisse et l'export « Versements ».</w:t>
+      </w:r>
+    </w:p>
+    <w:p>
+      <w:pPr>
+        <w:pStyle w:val="ListParagraph"/>
+        <w:numPr>
+          <w:ilvl w:val="0"/>
+          <w:numId w:val="2"/>
+        </w:numPr>
+        <w:spacing w:after="80"/>
+      </w:pPr>
+      <w:r>
+        <w:rPr>
+          <w:b/>
+          <w:bCs/>
+        </w:rPr>
+        <w:t xml:space="preserve">Un prêt au personnel</w:t>
+      </w:r>
+      <w:r>
+        <w:t xml:space="preserve"> (un crédit BMI, que l'employé rend) </w:t>
+      </w:r>
+      <w:r>
+        <w:rPr>
+          <w:b/>
+          <w:bCs/>
+        </w:rPr>
+        <w:t xml:space="preserve">se lit dans la liste</w:t>
+      </w:r>
+      <w:r>
+        <w:t xml:space="preserve">, avec la mention « n'est pas une charge » — et « ↩ argent rentré dans la caisse » pour un remboursement : il fait bouger la caisse, on doit le voir. Il ne compte pas dans « Ce mois ». Son suivi est dans 👥 Utilisateurs → 🏦 Crédits BMI, et « Prêt au personnel » ne se choisit pas comme catégorie.</w:t>
       </w:r>
     </w:p>
     <w:p>
@@ -10903,7 +10933,7 @@
         <w:sz w:val="14"/>
         <w:szCs w:val="14"/>
       </w:rPr>
-      <w:t xml:space="preserve">Version 2.101.414 de l'application  ·  1er octobre 2026  ·  document interne BMI Togo</w:t>
+      <w:t xml:space="preserve">Version 2.101.415 de l'application  ·  1er octobre 2026  ·  document interne BMI Togo</w:t>
     </w:r>
   </w:p>
 </w:ftr>

--- a/docs/manuel/chapitre-17-depenses.docx
+++ b/docs/manuel/chapitre-17-depenses.docx
@@ -322,7 +322,7 @@
                 <w:sz w:val="20"/>
                 <w:szCs w:val="20"/>
               </w:rPr>
-              <w:t xml:space="preserve">2.101.415</w:t>
+              <w:t xml:space="preserve">2.101.416</w:t>
             </w:r>
           </w:p>
         </w:tc>
@@ -10933,7 +10933,7 @@
         <w:sz w:val="14"/>
         <w:szCs w:val="14"/>
       </w:rPr>
-      <w:t xml:space="preserve">Version 2.101.415 de l'application  ·  1er octobre 2026  ·  document interne BMI Togo</w:t>
+      <w:t xml:space="preserve">Version 2.101.416 de l'application  ·  1er octobre 2026  ·  document interne BMI Togo</w:t>
     </w:r>
   </w:p>
 </w:ftr>

--- a/docs/manuel/chapitre-17-depenses.docx
+++ b/docs/manuel/chapitre-17-depenses.docx
@@ -322,7 +322,7 @@
                 <w:sz w:val="20"/>
                 <w:szCs w:val="20"/>
               </w:rPr>
-              <w:t xml:space="preserve">2.101.416</w:t>
+              <w:t xml:space="preserve">2.101.417</w:t>
             </w:r>
           </w:p>
         </w:tc>
@@ -10933,7 +10933,7 @@
         <w:sz w:val="14"/>
         <w:szCs w:val="14"/>
       </w:rPr>
-      <w:t xml:space="preserve">Version 2.101.416 de l'application  ·  1er octobre 2026  ·  document interne BMI Togo</w:t>
+      <w:t xml:space="preserve">Version 2.101.417 de l'application  ·  1er octobre 2026  ·  document interne BMI Togo</w:t>
     </w:r>
   </w:p>
 </w:ftr>

--- a/docs/manuel/chapitre-17-depenses.docx
+++ b/docs/manuel/chapitre-17-depenses.docx
@@ -322,7 +322,7 @@
                 <w:sz w:val="20"/>
                 <w:szCs w:val="20"/>
               </w:rPr>
-              <w:t xml:space="preserve">2.101.417</w:t>
+              <w:t xml:space="preserve">2.101.418</w:t>
             </w:r>
           </w:p>
         </w:tc>
@@ -10933,7 +10933,7 @@
         <w:sz w:val="14"/>
         <w:szCs w:val="14"/>
       </w:rPr>
-      <w:t xml:space="preserve">Version 2.101.417 de l'application  ·  1er octobre 2026  ·  document interne BMI Togo</w:t>
+      <w:t xml:space="preserve">Version 2.101.418 de l'application  ·  1er octobre 2026  ·  document interne BMI Togo</w:t>
     </w:r>
   </w:p>
 </w:ftr>

--- a/docs/manuel/chapitre-17-depenses.docx
+++ b/docs/manuel/chapitre-17-depenses.docx
@@ -322,7 +322,7 @@
                 <w:sz w:val="20"/>
                 <w:szCs w:val="20"/>
               </w:rPr>
-              <w:t xml:space="preserve">2.101.418</w:t>
+              <w:t xml:space="preserve">2.101.419</w:t>
             </w:r>
           </w:p>
         </w:tc>
@@ -10933,7 +10933,7 @@
         <w:sz w:val="14"/>
         <w:szCs w:val="14"/>
       </w:rPr>
-      <w:t xml:space="preserve">Version 2.101.418 de l'application  ·  1er octobre 2026  ·  document interne BMI Togo</w:t>
+      <w:t xml:space="preserve">Version 2.101.419 de l'application  ·  1er octobre 2026  ·  document interne BMI Togo</w:t>
     </w:r>
   </w:p>
 </w:ftr>

--- a/docs/manuel/chapitre-17-depenses.docx
+++ b/docs/manuel/chapitre-17-depenses.docx
@@ -322,7 +322,7 @@
                 <w:sz w:val="20"/>
                 <w:szCs w:val="20"/>
               </w:rPr>
-              <w:t xml:space="preserve">2.101.419</w:t>
+              <w:t xml:space="preserve">2.101.420</w:t>
             </w:r>
           </w:p>
         </w:tc>
@@ -10933,7 +10933,7 @@
         <w:sz w:val="14"/>
         <w:szCs w:val="14"/>
       </w:rPr>
-      <w:t xml:space="preserve">Version 2.101.419 de l'application  ·  1er octobre 2026  ·  document interne BMI Togo</w:t>
+      <w:t xml:space="preserve">Version 2.101.420 de l'application  ·  1er octobre 2026  ·  document interne BMI Togo</w:t>
     </w:r>
   </w:p>
 </w:ftr>

--- a/docs/manuel/chapitre-17-depenses.docx
+++ b/docs/manuel/chapitre-17-depenses.docx
@@ -322,7 +322,7 @@
                 <w:sz w:val="20"/>
                 <w:szCs w:val="20"/>
               </w:rPr>
-              <w:t xml:space="preserve">2.101.420</w:t>
+              <w:t xml:space="preserve">2.101.421</w:t>
             </w:r>
           </w:p>
         </w:tc>
@@ -10933,7 +10933,7 @@
         <w:sz w:val="14"/>
         <w:szCs w:val="14"/>
       </w:rPr>
-      <w:t xml:space="preserve">Version 2.101.420 de l'application  ·  1er octobre 2026  ·  document interne BMI Togo</w:t>
+      <w:t xml:space="preserve">Version 2.101.421 de l'application  ·  1er octobre 2026  ·  document interne BMI Togo</w:t>
     </w:r>
   </w:p>
 </w:ftr>

--- a/docs/manuel/chapitre-17-depenses.docx
+++ b/docs/manuel/chapitre-17-depenses.docx
@@ -322,7 +322,7 @@
                 <w:sz w:val="20"/>
                 <w:szCs w:val="20"/>
               </w:rPr>
-              <w:t xml:space="preserve">2.101.421</w:t>
+              <w:t xml:space="preserve">2.101.422</w:t>
             </w:r>
           </w:p>
         </w:tc>
@@ -10933,7 +10933,7 @@
         <w:sz w:val="14"/>
         <w:szCs w:val="14"/>
       </w:rPr>
-      <w:t xml:space="preserve">Version 2.101.421 de l'application  ·  1er octobre 2026  ·  document interne BMI Togo</w:t>
+      <w:t xml:space="preserve">Version 2.101.422 de l'application  ·  1er octobre 2026  ·  document interne BMI Togo</w:t>
     </w:r>
   </w:p>
 </w:ftr>

--- a/docs/manuel/chapitre-17-depenses.docx
+++ b/docs/manuel/chapitre-17-depenses.docx
@@ -322,7 +322,7 @@
                 <w:sz w:val="20"/>
                 <w:szCs w:val="20"/>
               </w:rPr>
-              <w:t xml:space="preserve">2.101.422</w:t>
+              <w:t xml:space="preserve">2.101.423</w:t>
             </w:r>
           </w:p>
         </w:tc>
@@ -10933,7 +10933,7 @@
         <w:sz w:val="14"/>
         <w:szCs w:val="14"/>
       </w:rPr>
-      <w:t xml:space="preserve">Version 2.101.422 de l'application  ·  1er octobre 2026  ·  document interne BMI Togo</w:t>
+      <w:t xml:space="preserve">Version 2.101.423 de l'application  ·  1er octobre 2026  ·  document interne BMI Togo</w:t>
     </w:r>
   </w:p>
 </w:ftr>

--- a/docs/manuel/chapitre-17-depenses.docx
+++ b/docs/manuel/chapitre-17-depenses.docx
@@ -322,7 +322,7 @@
                 <w:sz w:val="20"/>
                 <w:szCs w:val="20"/>
               </w:rPr>
-              <w:t xml:space="preserve">2.101.423</w:t>
+              <w:t xml:space="preserve">2.101.424</w:t>
             </w:r>
           </w:p>
         </w:tc>
@@ -10933,7 +10933,7 @@
         <w:sz w:val="14"/>
         <w:szCs w:val="14"/>
       </w:rPr>
-      <w:t xml:space="preserve">Version 2.101.423 de l'application  ·  1er octobre 2026  ·  document interne BMI Togo</w:t>
+      <w:t xml:space="preserve">Version 2.101.424 de l'application  ·  1er octobre 2026  ·  document interne BMI Togo</w:t>
     </w:r>
   </w:p>
 </w:ftr>

--- a/docs/manuel/chapitre-17-depenses.docx
+++ b/docs/manuel/chapitre-17-depenses.docx
@@ -322,7 +322,7 @@
                 <w:sz w:val="20"/>
                 <w:szCs w:val="20"/>
               </w:rPr>
-              <w:t xml:space="preserve">2.101.424</w:t>
+              <w:t xml:space="preserve">2.101.425</w:t>
             </w:r>
           </w:p>
         </w:tc>
@@ -10933,7 +10933,7 @@
         <w:sz w:val="14"/>
         <w:szCs w:val="14"/>
       </w:rPr>
-      <w:t xml:space="preserve">Version 2.101.424 de l'application  ·  1er octobre 2026  ·  document interne BMI Togo</w:t>
+      <w:t xml:space="preserve">Version 2.101.425 de l'application  ·  1er octobre 2026  ·  document interne BMI Togo</w:t>
     </w:r>
   </w:p>
 </w:ftr>

--- a/docs/manuel/chapitre-17-depenses.docx
+++ b/docs/manuel/chapitre-17-depenses.docx
@@ -322,7 +322,7 @@
                 <w:sz w:val="20"/>
                 <w:szCs w:val="20"/>
               </w:rPr>
-              <w:t xml:space="preserve">2.101.425</w:t>
+              <w:t xml:space="preserve">2.101.426</w:t>
             </w:r>
           </w:p>
         </w:tc>
@@ -10933,7 +10933,7 @@
         <w:sz w:val="14"/>
         <w:szCs w:val="14"/>
       </w:rPr>
-      <w:t xml:space="preserve">Version 2.101.425 de l'application  ·  1er octobre 2026  ·  document interne BMI Togo</w:t>
+      <w:t xml:space="preserve">Version 2.101.426 de l'application  ·  1er octobre 2026  ·  document interne BMI Togo</w:t>
     </w:r>
   </w:p>
 </w:ftr>

--- a/docs/manuel/chapitre-17-depenses.docx
+++ b/docs/manuel/chapitre-17-depenses.docx
@@ -322,7 +322,7 @@
                 <w:sz w:val="20"/>
                 <w:szCs w:val="20"/>
               </w:rPr>
-              <w:t xml:space="preserve">2.101.426</w:t>
+              <w:t xml:space="preserve">2.101.427</w:t>
             </w:r>
           </w:p>
         </w:tc>
@@ -10933,7 +10933,7 @@
         <w:sz w:val="14"/>
         <w:szCs w:val="14"/>
       </w:rPr>
-      <w:t xml:space="preserve">Version 2.101.426 de l'application  ·  1er octobre 2026  ·  document interne BMI Togo</w:t>
+      <w:t xml:space="preserve">Version 2.101.427 de l'application  ·  1er octobre 2026  ·  document interne BMI Togo</w:t>
     </w:r>
   </w:p>
 </w:ftr>

--- a/docs/manuel/chapitre-17-depenses.docx
+++ b/docs/manuel/chapitre-17-depenses.docx
@@ -322,7 +322,7 @@
                 <w:sz w:val="20"/>
                 <w:szCs w:val="20"/>
               </w:rPr>
-              <w:t xml:space="preserve">2.101.427</w:t>
+              <w:t xml:space="preserve">2.101.428</w:t>
             </w:r>
           </w:p>
         </w:tc>
@@ -10933,7 +10933,7 @@
         <w:sz w:val="14"/>
         <w:szCs w:val="14"/>
       </w:rPr>
-      <w:t xml:space="preserve">Version 2.101.427 de l'application  ·  1er octobre 2026  ·  document interne BMI Togo</w:t>
+      <w:t xml:space="preserve">Version 2.101.428 de l'application  ·  1er octobre 2026  ·  document interne BMI Togo</w:t>
     </w:r>
   </w:p>
 </w:ftr>

--- a/docs/manuel/chapitre-17-depenses.docx
+++ b/docs/manuel/chapitre-17-depenses.docx
@@ -322,7 +322,7 @@
                 <w:sz w:val="20"/>
                 <w:szCs w:val="20"/>
               </w:rPr>
-              <w:t xml:space="preserve">2.101.428</w:t>
+              <w:t xml:space="preserve">2.101.429</w:t>
             </w:r>
           </w:p>
         </w:tc>
@@ -10933,7 +10933,7 @@
         <w:sz w:val="14"/>
         <w:szCs w:val="14"/>
       </w:rPr>
-      <w:t xml:space="preserve">Version 2.101.428 de l'application  ·  1er octobre 2026  ·  document interne BMI Togo</w:t>
+      <w:t xml:space="preserve">Version 2.101.429 de l'application  ·  1er octobre 2026  ·  document interne BMI Togo</w:t>
     </w:r>
   </w:p>
 </w:ftr>

--- a/docs/manuel/chapitre-17-depenses.docx
+++ b/docs/manuel/chapitre-17-depenses.docx
@@ -322,7 +322,7 @@
                 <w:sz w:val="20"/>
                 <w:szCs w:val="20"/>
               </w:rPr>
-              <w:t xml:space="preserve">2.101.429</w:t>
+              <w:t xml:space="preserve">2.101.430</w:t>
             </w:r>
           </w:p>
         </w:tc>
@@ -10933,7 +10933,7 @@
         <w:sz w:val="14"/>
         <w:szCs w:val="14"/>
       </w:rPr>
-      <w:t xml:space="preserve">Version 2.101.429 de l'application  ·  1er octobre 2026  ·  document interne BMI Togo</w:t>
+      <w:t xml:space="preserve">Version 2.101.430 de l'application  ·  1er octobre 2026  ·  document interne BMI Togo</w:t>
     </w:r>
   </w:p>
 </w:ftr>

--- a/docs/manuel/chapitre-17-depenses.docx
+++ b/docs/manuel/chapitre-17-depenses.docx
@@ -322,7 +322,7 @@
                 <w:sz w:val="20"/>
                 <w:szCs w:val="20"/>
               </w:rPr>
-              <w:t xml:space="preserve">2.101.430</w:t>
+              <w:t xml:space="preserve">2.101.431</w:t>
             </w:r>
           </w:p>
         </w:tc>
@@ -10933,7 +10933,7 @@
         <w:sz w:val="14"/>
         <w:szCs w:val="14"/>
       </w:rPr>
-      <w:t xml:space="preserve">Version 2.101.430 de l'application  ·  1er octobre 2026  ·  document interne BMI Togo</w:t>
+      <w:t xml:space="preserve">Version 2.101.431 de l'application  ·  1er octobre 2026  ·  document interne BMI Togo</w:t>
     </w:r>
   </w:p>
 </w:ftr>

--- a/docs/manuel/chapitre-17-depenses.docx
+++ b/docs/manuel/chapitre-17-depenses.docx
@@ -322,7 +322,7 @@
                 <w:sz w:val="20"/>
                 <w:szCs w:val="20"/>
               </w:rPr>
-              <w:t xml:space="preserve">2.101.431</w:t>
+              <w:t xml:space="preserve">2.101.432</w:t>
             </w:r>
           </w:p>
         </w:tc>
@@ -10933,7 +10933,7 @@
         <w:sz w:val="14"/>
         <w:szCs w:val="14"/>
       </w:rPr>
-      <w:t xml:space="preserve">Version 2.101.431 de l'application  ·  1er octobre 2026  ·  document interne BMI Togo</w:t>
+      <w:t xml:space="preserve">Version 2.101.432 de l'application  ·  1er octobre 2026  ·  document interne BMI Togo</w:t>
     </w:r>
   </w:p>
 </w:ftr>

--- a/docs/manuel/chapitre-17-depenses.docx
+++ b/docs/manuel/chapitre-17-depenses.docx
@@ -322,7 +322,7 @@
                 <w:sz w:val="20"/>
                 <w:szCs w:val="20"/>
               </w:rPr>
-              <w:t xml:space="preserve">2.101.432</w:t>
+              <w:t xml:space="preserve">2.101.433</w:t>
             </w:r>
           </w:p>
         </w:tc>
@@ -6598,7 +6598,7 @@
                 <w:sz w:val="19"/>
                 <w:szCs w:val="19"/>
               </w:rPr>
-              <w:t xml:space="preserve">Suppr.</w:t>
+              <w:t xml:space="preserve">Le filtre de période</w:t>
             </w:r>
           </w:p>
         </w:tc>
@@ -6618,7 +6618,7 @@
                 <w:sz w:val="19"/>
                 <w:szCs w:val="19"/>
               </w:rPr>
-              <w:t xml:space="preserve">Liste des dépenses</w:t>
+              <w:t xml:space="preserve">Titre de la liste (et « Chez le comptable »)</w:t>
             </w:r>
           </w:p>
         </w:tc>
@@ -6638,7 +6638,39 @@
                 <w:sz w:val="19"/>
                 <w:szCs w:val="19"/>
               </w:rPr>
-              <w:t xml:space="preserve">Supprime une dépense (administrateur).</w:t>
+              <w:t xml:space="preserve">Liste </w:t>
+            </w:r>
+            <w:r>
+              <w:rPr>
+                <w:b/>
+                <w:bCs/>
+                <w:sz w:val="19"/>
+                <w:szCs w:val="19"/>
+              </w:rPr>
+              <w:t xml:space="preserve">« Toute période »</w:t>
+            </w:r>
+            <w:r>
+              <w:rPr>
+                <w:sz w:val="19"/>
+                <w:szCs w:val="19"/>
+              </w:rPr>
+              <w:t xml:space="preserve"> (d'office, à chaque ouverture), Aujourd'hui, Cette semaine, Ce mois, Cette année, ou </w:t>
+            </w:r>
+            <w:r>
+              <w:rPr>
+                <w:b/>
+                <w:bCs/>
+                <w:sz w:val="19"/>
+                <w:szCs w:val="19"/>
+              </w:rPr>
+              <w:t xml:space="preserve">« ✏️ Personnaliser… »</w:t>
+            </w:r>
+            <w:r>
+              <w:rPr>
+                <w:sz w:val="19"/>
+                <w:szCs w:val="19"/>
+              </w:rPr>
+              <w:t xml:space="preserve"> avec deux dates. La liste ne montre que la période, et le total à droite devient celui de la période (« Ce mois » revient avec « Toute période »). Le cadre ⏳ Dépenses à valider par le DG n'est jamais filtré.</w:t>
             </w:r>
           </w:p>
         </w:tc>
@@ -6664,7 +6696,7 @@
                 <w:sz w:val="19"/>
                 <w:szCs w:val="19"/>
               </w:rPr>
-              <w:t xml:space="preserve">💵 Rembourser en espèces / 🧾 Avec le salaire / 👤 Par le DG</w:t>
+              <w:t xml:space="preserve">Suppr.</w:t>
             </w:r>
           </w:p>
         </w:tc>
@@ -6685,7 +6717,7 @@
                 <w:sz w:val="19"/>
                 <w:szCs w:val="19"/>
               </w:rPr>
-              <w:t xml:space="preserve">🔒 Caisse → 💼 Avances</w:t>
+              <w:t xml:space="preserve">Liste des dépenses</w:t>
             </w:r>
           </w:p>
         </w:tc>
@@ -6706,72 +6738,72 @@
                 <w:sz w:val="19"/>
                 <w:szCs w:val="19"/>
               </w:rPr>
+              <w:t xml:space="preserve">Supprime une dépense (administrateur).</w:t>
+            </w:r>
+          </w:p>
+        </w:tc>
+      </w:tr>
+      <w:tr>
+        <w:trPr>
+          <w:cantSplit/>
+        </w:trPr>
+        <w:tc>
+          <w:tcPr>
+            <w:tcW w:type="dxa" w:w="2800"/>
+            <w:tcMar>
+              <w:top w:type="dxa" w:w="100"/>
+              <w:left w:type="dxa" w:w="140"/>
+              <w:bottom w:type="dxa" w:w="100"/>
+              <w:right w:type="dxa" w:w="140"/>
+            </w:tcMar>
+          </w:tcPr>
+          <w:p>
+            <w:r>
+              <w:rPr>
+                <w:sz w:val="19"/>
+                <w:szCs w:val="19"/>
+              </w:rPr>
+              <w:t xml:space="preserve">💵 Rembourser en espèces / 🧾 Avec le salaire / 👤 Par le DG</w:t>
+            </w:r>
+          </w:p>
+        </w:tc>
+        <w:tc>
+          <w:tcPr>
+            <w:tcW w:type="dxa" w:w="2300"/>
+            <w:tcMar>
+              <w:top w:type="dxa" w:w="100"/>
+              <w:left w:type="dxa" w:w="140"/>
+              <w:bottom w:type="dxa" w:w="100"/>
+              <w:right w:type="dxa" w:w="140"/>
+            </w:tcMar>
+          </w:tcPr>
+          <w:p>
+            <w:r>
+              <w:rPr>
+                <w:sz w:val="19"/>
+                <w:szCs w:val="19"/>
+              </w:rPr>
+              <w:t xml:space="preserve">🔒 Caisse → 💼 Avances</w:t>
+            </w:r>
+          </w:p>
+        </w:tc>
+        <w:tc>
+          <w:tcPr>
+            <w:tcW w:type="dxa" w:w="4200"/>
+            <w:tcMar>
+              <w:top w:type="dxa" w:w="100"/>
+              <w:left w:type="dxa" w:w="140"/>
+              <w:bottom w:type="dxa" w:w="100"/>
+              <w:right w:type="dxa" w:w="140"/>
+            </w:tcMar>
+          </w:tcPr>
+          <w:p>
+            <w:r>
+              <w:rPr>
+                <w:sz w:val="19"/>
+                <w:szCs w:val="19"/>
+              </w:rPr>
               <w:t xml:space="preserve">Rembourse une avance de poche.</w:t>
-            </w:r>
-          </w:p>
-        </w:tc>
-      </w:tr>
-      <w:tr>
-        <w:trPr>
-          <w:cantSplit/>
-        </w:trPr>
-        <w:tc>
-          <w:tcPr>
-            <w:tcW w:type="dxa" w:w="2800"/>
-            <w:tcMar>
-              <w:top w:type="dxa" w:w="100"/>
-              <w:left w:type="dxa" w:w="140"/>
-              <w:bottom w:type="dxa" w:w="100"/>
-              <w:right w:type="dxa" w:w="140"/>
-            </w:tcMar>
-          </w:tcPr>
-          <w:p>
-            <w:r>
-              <w:rPr>
-                <w:sz w:val="19"/>
-                <w:szCs w:val="19"/>
-              </w:rPr>
-              <w:t xml:space="preserve">✅ Remis / ✅ Encaissé</w:t>
-            </w:r>
-          </w:p>
-        </w:tc>
-        <w:tc>
-          <w:tcPr>
-            <w:tcW w:type="dxa" w:w="2300"/>
-            <w:tcMar>
-              <w:top w:type="dxa" w:w="100"/>
-              <w:left w:type="dxa" w:w="140"/>
-              <w:bottom w:type="dxa" w:w="100"/>
-              <w:right w:type="dxa" w:w="140"/>
-            </w:tcMar>
-          </w:tcPr>
-          <w:p>
-            <w:r>
-              <w:rPr>
-                <w:sz w:val="19"/>
-                <w:szCs w:val="19"/>
-              </w:rPr>
-              <w:t xml:space="preserve">🧾 Chez le comptable</w:t>
-            </w:r>
-          </w:p>
-        </w:tc>
-        <w:tc>
-          <w:tcPr>
-            <w:tcW w:type="dxa" w:w="4200"/>
-            <w:tcMar>
-              <w:top w:type="dxa" w:w="100"/>
-              <w:left w:type="dxa" w:w="140"/>
-              <w:bottom w:type="dxa" w:w="100"/>
-              <w:right w:type="dxa" w:w="140"/>
-            </w:tcMar>
-          </w:tcPr>
-          <w:p>
-            <w:r>
-              <w:rPr>
-                <w:sz w:val="19"/>
-                <w:szCs w:val="19"/>
-              </w:rPr>
-              <w:t xml:space="preserve">Pointage du comptable.</w:t>
             </w:r>
           </w:p>
         </w:tc>
@@ -6797,7 +6829,7 @@
                 <w:sz w:val="19"/>
                 <w:szCs w:val="19"/>
               </w:rPr>
-              <w:t xml:space="preserve">✖ Rejeter</w:t>
+              <w:t xml:space="preserve">✅ Remis / ✅ Encaissé</w:t>
             </w:r>
           </w:p>
         </w:tc>
@@ -6839,6 +6871,71 @@
                 <w:sz w:val="19"/>
                 <w:szCs w:val="19"/>
               </w:rPr>
+              <w:t xml:space="preserve">Pointage du comptable.</w:t>
+            </w:r>
+          </w:p>
+        </w:tc>
+      </w:tr>
+      <w:tr>
+        <w:trPr>
+          <w:cantSplit/>
+        </w:trPr>
+        <w:tc>
+          <w:tcPr>
+            <w:tcW w:type="dxa" w:w="2800"/>
+            <w:tcMar>
+              <w:top w:type="dxa" w:w="100"/>
+              <w:left w:type="dxa" w:w="140"/>
+              <w:bottom w:type="dxa" w:w="100"/>
+              <w:right w:type="dxa" w:w="140"/>
+            </w:tcMar>
+          </w:tcPr>
+          <w:p>
+            <w:r>
+              <w:rPr>
+                <w:sz w:val="19"/>
+                <w:szCs w:val="19"/>
+              </w:rPr>
+              <w:t xml:space="preserve">✖ Rejeter</w:t>
+            </w:r>
+          </w:p>
+        </w:tc>
+        <w:tc>
+          <w:tcPr>
+            <w:tcW w:type="dxa" w:w="2300"/>
+            <w:tcMar>
+              <w:top w:type="dxa" w:w="100"/>
+              <w:left w:type="dxa" w:w="140"/>
+              <w:bottom w:type="dxa" w:w="100"/>
+              <w:right w:type="dxa" w:w="140"/>
+            </w:tcMar>
+          </w:tcPr>
+          <w:p>
+            <w:r>
+              <w:rPr>
+                <w:sz w:val="19"/>
+                <w:szCs w:val="19"/>
+              </w:rPr>
+              <w:t xml:space="preserve">🧾 Chez le comptable</w:t>
+            </w:r>
+          </w:p>
+        </w:tc>
+        <w:tc>
+          <w:tcPr>
+            <w:tcW w:type="dxa" w:w="4200"/>
+            <w:tcMar>
+              <w:top w:type="dxa" w:w="100"/>
+              <w:left w:type="dxa" w:w="140"/>
+              <w:bottom w:type="dxa" w:w="100"/>
+              <w:right w:type="dxa" w:w="140"/>
+            </w:tcMar>
+          </w:tcPr>
+          <w:p>
+            <w:r>
+              <w:rPr>
+                <w:sz w:val="19"/>
+                <w:szCs w:val="19"/>
+              </w:rPr>
               <w:t xml:space="preserve">Rejette un versement en attente (comptable).</w:t>
             </w:r>
           </w:p>
@@ -6851,6 +6948,7 @@
         <w:tc>
           <w:tcPr>
             <w:tcW w:type="dxa" w:w="2800"/>
+            <w:shd w:fill="F8FAFC" w:color="auto" w:val="clear"/>
             <w:tcMar>
               <w:top w:type="dxa" w:w="100"/>
               <w:left w:type="dxa" w:w="140"/>
@@ -6871,6 +6969,7 @@
         <w:tc>
           <w:tcPr>
             <w:tcW w:type="dxa" w:w="2300"/>
+            <w:shd w:fill="F8FAFC" w:color="auto" w:val="clear"/>
             <w:tcMar>
               <w:top w:type="dxa" w:w="100"/>
               <w:left w:type="dxa" w:w="140"/>
@@ -6891,6 +6990,7 @@
         <w:tc>
           <w:tcPr>
             <w:tcW w:type="dxa" w:w="4200"/>
+            <w:shd w:fill="F8FAFC" w:color="auto" w:val="clear"/>
             <w:tcMar>
               <w:top w:type="dxa" w:w="100"/>
               <w:left w:type="dxa" w:w="140"/>
@@ -10933,7 +11033,7 @@
         <w:sz w:val="14"/>
         <w:szCs w:val="14"/>
       </w:rPr>
-      <w:t xml:space="preserve">Version 2.101.432 de l'application  ·  1er octobre 2026  ·  document interne BMI Togo</w:t>
+      <w:t xml:space="preserve">Version 2.101.433 de l'application  ·  1er octobre 2026  ·  document interne BMI Togo</w:t>
     </w:r>
   </w:p>
 </w:ftr>

--- a/docs/manuel/chapitre-17-depenses.docx
+++ b/docs/manuel/chapitre-17-depenses.docx
@@ -322,7 +322,7 @@
                 <w:sz w:val="20"/>
                 <w:szCs w:val="20"/>
               </w:rPr>
-              <w:t xml:space="preserve">2.101.433</w:t>
+              <w:t xml:space="preserve">2.101.434</w:t>
             </w:r>
           </w:p>
         </w:tc>
@@ -11033,7 +11033,7 @@
         <w:sz w:val="14"/>
         <w:szCs w:val="14"/>
       </w:rPr>
-      <w:t xml:space="preserve">Version 2.101.433 de l'application  ·  1er octobre 2026  ·  document interne BMI Togo</w:t>
+      <w:t xml:space="preserve">Version 2.101.434 de l'application  ·  1er octobre 2026  ·  document interne BMI Togo</w:t>
     </w:r>
   </w:p>
 </w:ftr>

--- a/docs/manuel/chapitre-17-depenses.docx
+++ b/docs/manuel/chapitre-17-depenses.docx
@@ -322,7 +322,7 @@
                 <w:sz w:val="20"/>
                 <w:szCs w:val="20"/>
               </w:rPr>
-              <w:t xml:space="preserve">2.101.434</w:t>
+              <w:t xml:space="preserve">2.101.435</w:t>
             </w:r>
           </w:p>
         </w:tc>
@@ -11033,7 +11033,7 @@
         <w:sz w:val="14"/>
         <w:szCs w:val="14"/>
       </w:rPr>
-      <w:t xml:space="preserve">Version 2.101.434 de l'application  ·  1er octobre 2026  ·  document interne BMI Togo</w:t>
+      <w:t xml:space="preserve">Version 2.101.435 de l'application  ·  1er octobre 2026  ·  document interne BMI Togo</w:t>
     </w:r>
   </w:p>
 </w:ftr>

--- a/docs/manuel/chapitre-17-depenses.docx
+++ b/docs/manuel/chapitre-17-depenses.docx
@@ -322,7 +322,7 @@
                 <w:sz w:val="20"/>
                 <w:szCs w:val="20"/>
               </w:rPr>
-              <w:t xml:space="preserve">2.101.435</w:t>
+              <w:t xml:space="preserve">2.101.436</w:t>
             </w:r>
           </w:p>
         </w:tc>
@@ -11033,7 +11033,7 @@
         <w:sz w:val="14"/>
         <w:szCs w:val="14"/>
       </w:rPr>
-      <w:t xml:space="preserve">Version 2.101.435 de l'application  ·  1er octobre 2026  ·  document interne BMI Togo</w:t>
+      <w:t xml:space="preserve">Version 2.101.436 de l'application  ·  1er octobre 2026  ·  document interne BMI Togo</w:t>
     </w:r>
   </w:p>
 </w:ftr>

--- a/docs/manuel/chapitre-17-depenses.docx
+++ b/docs/manuel/chapitre-17-depenses.docx
@@ -322,7 +322,7 @@
                 <w:sz w:val="20"/>
                 <w:szCs w:val="20"/>
               </w:rPr>
-              <w:t xml:space="preserve">2.101.436</w:t>
+              <w:t xml:space="preserve">2.101.437</w:t>
             </w:r>
           </w:p>
         </w:tc>
@@ -11033,7 +11033,7 @@
         <w:sz w:val="14"/>
         <w:szCs w:val="14"/>
       </w:rPr>
-      <w:t xml:space="preserve">Version 2.101.436 de l'application  ·  1er octobre 2026  ·  document interne BMI Togo</w:t>
+      <w:t xml:space="preserve">Version 2.101.437 de l'application  ·  1er octobre 2026  ·  document interne BMI Togo</w:t>
     </w:r>
   </w:p>
 </w:ftr>
